--- a/textbook/docx/chapter_05_financing_payment.docx
+++ b/textbook/docx/chapter_05_financing_payment.docx
@@ -61,8 +61,8 @@
         <w:rPr>
           <w:i/>
           <w:iCs/>
-          <w:sz w:val="36"/>
-          <w:szCs w:val="36"/>
+          <w:sz w:val="32"/>
+          <w:szCs w:val="32"/>
           <w:rFonts w:ascii="Arial" w:cs="Arial" w:eastAsia="Arial" w:hAnsi="Arial"/>
         </w:rPr>
         <w:t xml:space="preserve">Healthcare Financing and Payment Systems</w:t>
@@ -1425,8 +1425,8 @@
               <w:rPr>
                 <w:b/>
                 <w:bCs/>
-                <w:sz w:val="18"/>
-                <w:szCs w:val="18"/>
+                <w:sz w:val="17"/>
+                <w:szCs w:val="17"/>
                 <w:rFonts w:ascii="Arial" w:cs="Arial" w:eastAsia="Arial" w:hAnsi="Arial"/>
               </w:rPr>
               <w:t xml:space="preserve">Design Principle</w:t>
@@ -1455,8 +1455,8 @@
               <w:rPr>
                 <w:b/>
                 <w:bCs/>
-                <w:sz w:val="18"/>
-                <w:szCs w:val="18"/>
+                <w:sz w:val="17"/>
+                <w:szCs w:val="17"/>
                 <w:rFonts w:ascii="Arial" w:cs="Arial" w:eastAsia="Arial" w:hAnsi="Arial"/>
               </w:rPr>
               <w:t xml:space="preserve">Description</w:t>
@@ -1485,8 +1485,8 @@
               <w:rPr>
                 <w:b/>
                 <w:bCs/>
-                <w:sz w:val="18"/>
-                <w:szCs w:val="18"/>
+                <w:sz w:val="17"/>
+                <w:szCs w:val="17"/>
                 <w:rFonts w:ascii="Arial" w:cs="Arial" w:eastAsia="Arial" w:hAnsi="Arial"/>
               </w:rPr>
               <w:t xml:space="preserve">Payment Models That Embody It</w:t>
@@ -1516,8 +1516,8 @@
               <w:rPr>
                 <w:b w:val="false"/>
                 <w:bCs w:val="false"/>
-                <w:sz w:val="18"/>
-                <w:szCs w:val="18"/>
+                <w:sz w:val="17"/>
+                <w:szCs w:val="17"/>
                 <w:rFonts w:ascii="Arial" w:cs="Arial" w:eastAsia="Arial" w:hAnsi="Arial"/>
               </w:rPr>
               <w:t xml:space="preserve">Volume incentive alignment</w:t>
@@ -1545,8 +1545,8 @@
               <w:rPr>
                 <w:b w:val="false"/>
                 <w:bCs w:val="false"/>
-                <w:sz w:val="18"/>
-                <w:szCs w:val="18"/>
+                <w:sz w:val="17"/>
+                <w:szCs w:val="17"/>
                 <w:rFonts w:ascii="Arial" w:cs="Arial" w:eastAsia="Arial" w:hAnsi="Arial"/>
               </w:rPr>
               <w:t xml:space="preserve">Payment should not reward unnecessary volume</w:t>
@@ -1574,8 +1574,8 @@
               <w:rPr>
                 <w:b w:val="false"/>
                 <w:bCs w:val="false"/>
-                <w:sz w:val="18"/>
-                <w:szCs w:val="18"/>
+                <w:sz w:val="17"/>
+                <w:szCs w:val="17"/>
                 <w:rFonts w:ascii="Arial" w:cs="Arial" w:eastAsia="Arial" w:hAnsi="Arial"/>
               </w:rPr>
               <w:t xml:space="preserve">Capitation, global budgets, bundled payments</w:t>
@@ -1605,8 +1605,8 @@
               <w:rPr>
                 <w:b w:val="false"/>
                 <w:bCs w:val="false"/>
-                <w:sz w:val="18"/>
-                <w:szCs w:val="18"/>
+                <w:sz w:val="17"/>
+                <w:szCs w:val="17"/>
                 <w:rFonts w:ascii="Arial" w:cs="Arial" w:eastAsia="Arial" w:hAnsi="Arial"/>
               </w:rPr>
               <w:t xml:space="preserve">Risk adjustment adequacy</w:t>
@@ -1634,8 +1634,8 @@
               <w:rPr>
                 <w:b w:val="false"/>
                 <w:bCs w:val="false"/>
-                <w:sz w:val="18"/>
-                <w:szCs w:val="18"/>
+                <w:sz w:val="17"/>
+                <w:szCs w:val="17"/>
                 <w:rFonts w:ascii="Arial" w:cs="Arial" w:eastAsia="Arial" w:hAnsi="Arial"/>
               </w:rPr>
               <w:t xml:space="preserve">Payments must reflect patient complexity</w:t>
@@ -1663,8 +1663,8 @@
               <w:rPr>
                 <w:b w:val="false"/>
                 <w:bCs w:val="false"/>
-                <w:sz w:val="18"/>
-                <w:szCs w:val="18"/>
+                <w:sz w:val="17"/>
+                <w:szCs w:val="17"/>
                 <w:rFonts w:ascii="Arial" w:cs="Arial" w:eastAsia="Arial" w:hAnsi="Arial"/>
               </w:rPr>
               <w:t xml:space="preserve">HCC risk adjustment, DRG severity levels</w:t>
@@ -1694,8 +1694,8 @@
               <w:rPr>
                 <w:b w:val="false"/>
                 <w:bCs w:val="false"/>
-                <w:sz w:val="18"/>
-                <w:szCs w:val="18"/>
+                <w:sz w:val="17"/>
+                <w:szCs w:val="17"/>
                 <w:rFonts w:ascii="Arial" w:cs="Arial" w:eastAsia="Arial" w:hAnsi="Arial"/>
               </w:rPr>
               <w:t xml:space="preserve">Quality safeguards</w:t>
@@ -1723,8 +1723,8 @@
               <w:rPr>
                 <w:b w:val="false"/>
                 <w:bCs w:val="false"/>
-                <w:sz w:val="18"/>
-                <w:szCs w:val="18"/>
+                <w:sz w:val="17"/>
+                <w:szCs w:val="17"/>
                 <w:rFonts w:ascii="Arial" w:cs="Arial" w:eastAsia="Arial" w:hAnsi="Arial"/>
               </w:rPr>
               <w:t xml:space="preserve">Financial incentives must be paired with quality measurement</w:t>
@@ -1752,8 +1752,8 @@
               <w:rPr>
                 <w:b w:val="false"/>
                 <w:bCs w:val="false"/>
-                <w:sz w:val="18"/>
-                <w:szCs w:val="18"/>
+                <w:sz w:val="17"/>
+                <w:szCs w:val="17"/>
                 <w:rFonts w:ascii="Arial" w:cs="Arial" w:eastAsia="Arial" w:hAnsi="Arial"/>
               </w:rPr>
               <w:t xml:space="preserve">P4P, MSSP quality gates, VBP Program</w:t>
@@ -1783,8 +1783,8 @@
               <w:rPr>
                 <w:b w:val="false"/>
                 <w:bCs w:val="false"/>
-                <w:sz w:val="18"/>
-                <w:szCs w:val="18"/>
+                <w:sz w:val="17"/>
+                <w:szCs w:val="17"/>
                 <w:rFonts w:ascii="Arial" w:cs="Arial" w:eastAsia="Arial" w:hAnsi="Arial"/>
               </w:rPr>
               <w:t xml:space="preserve">Financial risk calibration</w:t>
@@ -1812,8 +1812,8 @@
               <w:rPr>
                 <w:b w:val="false"/>
                 <w:bCs w:val="false"/>
-                <w:sz w:val="18"/>
-                <w:szCs w:val="18"/>
+                <w:sz w:val="17"/>
+                <w:szCs w:val="17"/>
                 <w:rFonts w:ascii="Arial" w:cs="Arial" w:eastAsia="Arial" w:hAnsi="Arial"/>
               </w:rPr>
               <w:t xml:space="preserve">Risk transfer to providers must match their capacity</w:t>
@@ -1841,8 +1841,8 @@
               <w:rPr>
                 <w:b w:val="false"/>
                 <w:bCs w:val="false"/>
-                <w:sz w:val="18"/>
-                <w:szCs w:val="18"/>
+                <w:sz w:val="17"/>
+                <w:szCs w:val="17"/>
                 <w:rFonts w:ascii="Arial" w:cs="Arial" w:eastAsia="Arial" w:hAnsi="Arial"/>
               </w:rPr>
               <w:t xml:space="preserve">One-sided vs. two-sided risk tracks</w:t>
@@ -1872,8 +1872,8 @@
               <w:rPr>
                 <w:b w:val="false"/>
                 <w:bCs w:val="false"/>
-                <w:sz w:val="18"/>
-                <w:szCs w:val="18"/>
+                <w:sz w:val="17"/>
+                <w:szCs w:val="17"/>
                 <w:rFonts w:ascii="Arial" w:cs="Arial" w:eastAsia="Arial" w:hAnsi="Arial"/>
               </w:rPr>
               <w:t xml:space="preserve">Budget neutrality</w:t>
@@ -1901,8 +1901,8 @@
               <w:rPr>
                 <w:b w:val="false"/>
                 <w:bCs w:val="false"/>
-                <w:sz w:val="18"/>
-                <w:szCs w:val="18"/>
+                <w:sz w:val="17"/>
+                <w:szCs w:val="17"/>
                 <w:rFonts w:ascii="Arial" w:cs="Arial" w:eastAsia="Arial" w:hAnsi="Arial"/>
               </w:rPr>
               <w:t xml:space="preserve">New payment models should not increase total spending</w:t>
@@ -1930,8 +1930,8 @@
               <w:rPr>
                 <w:b w:val="false"/>
                 <w:bCs w:val="false"/>
-                <w:sz w:val="18"/>
-                <w:szCs w:val="18"/>
+                <w:sz w:val="17"/>
+                <w:szCs w:val="17"/>
                 <w:rFonts w:ascii="Arial" w:cs="Arial" w:eastAsia="Arial" w:hAnsi="Arial"/>
               </w:rPr>
               <w:t xml:space="preserve">MIPS, VBP redistribution</w:t>
@@ -1961,8 +1961,8 @@
               <w:rPr>
                 <w:b w:val="false"/>
                 <w:bCs w:val="false"/>
-                <w:sz w:val="18"/>
-                <w:szCs w:val="18"/>
+                <w:sz w:val="17"/>
+                <w:szCs w:val="17"/>
                 <w:rFonts w:ascii="Arial" w:cs="Arial" w:eastAsia="Arial" w:hAnsi="Arial"/>
               </w:rPr>
               <w:t xml:space="preserve">Administrative feasibility</w:t>
@@ -1990,8 +1990,8 @@
               <w:rPr>
                 <w:b w:val="false"/>
                 <w:bCs w:val="false"/>
-                <w:sz w:val="18"/>
-                <w:szCs w:val="18"/>
+                <w:sz w:val="17"/>
+                <w:szCs w:val="17"/>
                 <w:rFonts w:ascii="Arial" w:cs="Arial" w:eastAsia="Arial" w:hAnsi="Arial"/>
               </w:rPr>
               <w:t xml:space="preserve">Payment complexity must not exceed system capacity</w:t>
@@ -2019,8 +2019,8 @@
               <w:rPr>
                 <w:b w:val="false"/>
                 <w:bCs w:val="false"/>
-                <w:sz w:val="18"/>
-                <w:szCs w:val="18"/>
+                <w:sz w:val="17"/>
+                <w:szCs w:val="17"/>
                 <w:rFonts w:ascii="Arial" w:cs="Arial" w:eastAsia="Arial" w:hAnsi="Arial"/>
               </w:rPr>
               <w:t xml:space="preserve">Simplified DRG grouping, standardized quality measures</w:t>
@@ -2634,8 +2634,8 @@
               <w:rPr>
                 <w:b/>
                 <w:bCs/>
-                <w:sz w:val="18"/>
-                <w:szCs w:val="18"/>
+                <w:sz w:val="17"/>
+                <w:szCs w:val="17"/>
                 <w:rFonts w:ascii="Arial" w:cs="Arial" w:eastAsia="Arial" w:hAnsi="Arial"/>
               </w:rPr>
               <w:t xml:space="preserve">Service Type</w:t>
@@ -2664,8 +2664,8 @@
               <w:rPr>
                 <w:b/>
                 <w:bCs/>
-                <w:sz w:val="18"/>
-                <w:szCs w:val="18"/>
+                <w:sz w:val="17"/>
+                <w:szCs w:val="17"/>
                 <w:rFonts w:ascii="Arial" w:cs="Arial" w:eastAsia="Arial" w:hAnsi="Arial"/>
               </w:rPr>
               <w:t xml:space="preserve">Payment System</w:t>
@@ -2694,8 +2694,8 @@
               <w:rPr>
                 <w:b/>
                 <w:bCs/>
-                <w:sz w:val="18"/>
-                <w:szCs w:val="18"/>
+                <w:sz w:val="17"/>
+                <w:szCs w:val="17"/>
                 <w:rFonts w:ascii="Arial" w:cs="Arial" w:eastAsia="Arial" w:hAnsi="Arial"/>
               </w:rPr>
               <w:t xml:space="preserve">Unit of Payment</w:t>
@@ -2724,8 +2724,8 @@
               <w:rPr>
                 <w:b/>
                 <w:bCs/>
-                <w:sz w:val="18"/>
-                <w:szCs w:val="18"/>
+                <w:sz w:val="17"/>
+                <w:szCs w:val="17"/>
                 <w:rFonts w:ascii="Arial" w:cs="Arial" w:eastAsia="Arial" w:hAnsi="Arial"/>
               </w:rPr>
               <w:t xml:space="preserve">Key Adjustment Factors</w:t>
@@ -2755,8 +2755,8 @@
               <w:rPr>
                 <w:b w:val="false"/>
                 <w:bCs w:val="false"/>
-                <w:sz w:val="18"/>
-                <w:szCs w:val="18"/>
+                <w:sz w:val="17"/>
+                <w:szCs w:val="17"/>
                 <w:rFonts w:ascii="Arial" w:cs="Arial" w:eastAsia="Arial" w:hAnsi="Arial"/>
               </w:rPr>
               <w:t xml:space="preserve">Inpatient hospital</w:t>
@@ -2784,8 +2784,8 @@
               <w:rPr>
                 <w:b w:val="false"/>
                 <w:bCs w:val="false"/>
-                <w:sz w:val="18"/>
-                <w:szCs w:val="18"/>
+                <w:sz w:val="17"/>
+                <w:szCs w:val="17"/>
                 <w:rFonts w:ascii="Arial" w:cs="Arial" w:eastAsia="Arial" w:hAnsi="Arial"/>
               </w:rPr>
               <w:t xml:space="preserve">IPPS</w:t>
@@ -2813,8 +2813,8 @@
               <w:rPr>
                 <w:b w:val="false"/>
                 <w:bCs w:val="false"/>
-                <w:sz w:val="18"/>
-                <w:szCs w:val="18"/>
+                <w:sz w:val="17"/>
+                <w:szCs w:val="17"/>
                 <w:rFonts w:ascii="Arial" w:cs="Arial" w:eastAsia="Arial" w:hAnsi="Arial"/>
               </w:rPr>
               <w:t xml:space="preserve">MS-DRG per discharge</w:t>
@@ -2842,8 +2842,8 @@
               <w:rPr>
                 <w:b w:val="false"/>
                 <w:bCs w:val="false"/>
-                <w:sz w:val="18"/>
-                <w:szCs w:val="18"/>
+                <w:sz w:val="17"/>
+                <w:szCs w:val="17"/>
                 <w:rFonts w:ascii="Arial" w:cs="Arial" w:eastAsia="Arial" w:hAnsi="Arial"/>
               </w:rPr>
               <w:t xml:space="preserve">Wage index, DSH, IME, outlier</w:t>
@@ -2873,8 +2873,8 @@
               <w:rPr>
                 <w:b w:val="false"/>
                 <w:bCs w:val="false"/>
-                <w:sz w:val="18"/>
-                <w:szCs w:val="18"/>
+                <w:sz w:val="17"/>
+                <w:szCs w:val="17"/>
                 <w:rFonts w:ascii="Arial" w:cs="Arial" w:eastAsia="Arial" w:hAnsi="Arial"/>
               </w:rPr>
               <w:t xml:space="preserve">Outpatient hospital</w:t>
@@ -2902,8 +2902,8 @@
               <w:rPr>
                 <w:b w:val="false"/>
                 <w:bCs w:val="false"/>
-                <w:sz w:val="18"/>
-                <w:szCs w:val="18"/>
+                <w:sz w:val="17"/>
+                <w:szCs w:val="17"/>
                 <w:rFonts w:ascii="Arial" w:cs="Arial" w:eastAsia="Arial" w:hAnsi="Arial"/>
               </w:rPr>
               <w:t xml:space="preserve">OPPS</w:t>
@@ -2931,8 +2931,8 @@
               <w:rPr>
                 <w:b w:val="false"/>
                 <w:bCs w:val="false"/>
-                <w:sz w:val="18"/>
-                <w:szCs w:val="18"/>
+                <w:sz w:val="17"/>
+                <w:szCs w:val="17"/>
                 <w:rFonts w:ascii="Arial" w:cs="Arial" w:eastAsia="Arial" w:hAnsi="Arial"/>
               </w:rPr>
               <w:t xml:space="preserve">APC per service</w:t>
@@ -2960,8 +2960,8 @@
               <w:rPr>
                 <w:b w:val="false"/>
                 <w:bCs w:val="false"/>
-                <w:sz w:val="18"/>
-                <w:szCs w:val="18"/>
+                <w:sz w:val="17"/>
+                <w:szCs w:val="17"/>
                 <w:rFonts w:ascii="Arial" w:cs="Arial" w:eastAsia="Arial" w:hAnsi="Arial"/>
               </w:rPr>
               <w:t xml:space="preserve">Wage index, outlier, pass-through</w:t>
@@ -2991,8 +2991,8 @@
               <w:rPr>
                 <w:b w:val="false"/>
                 <w:bCs w:val="false"/>
-                <w:sz w:val="18"/>
-                <w:szCs w:val="18"/>
+                <w:sz w:val="17"/>
+                <w:szCs w:val="17"/>
                 <w:rFonts w:ascii="Arial" w:cs="Arial" w:eastAsia="Arial" w:hAnsi="Arial"/>
               </w:rPr>
               <w:t xml:space="preserve">Physician services</w:t>
@@ -3020,8 +3020,8 @@
               <w:rPr>
                 <w:b w:val="false"/>
                 <w:bCs w:val="false"/>
-                <w:sz w:val="18"/>
-                <w:szCs w:val="18"/>
+                <w:sz w:val="17"/>
+                <w:szCs w:val="17"/>
                 <w:rFonts w:ascii="Arial" w:cs="Arial" w:eastAsia="Arial" w:hAnsi="Arial"/>
               </w:rPr>
               <w:t xml:space="preserve">PFS (RBRVS)</w:t>
@@ -3049,8 +3049,8 @@
               <w:rPr>
                 <w:b w:val="false"/>
                 <w:bCs w:val="false"/>
-                <w:sz w:val="18"/>
-                <w:szCs w:val="18"/>
+                <w:sz w:val="17"/>
+                <w:szCs w:val="17"/>
                 <w:rFonts w:ascii="Arial" w:cs="Arial" w:eastAsia="Arial" w:hAnsi="Arial"/>
               </w:rPr>
               <w:t xml:space="preserve">RVU per service</w:t>
@@ -3078,8 +3078,8 @@
               <w:rPr>
                 <w:b w:val="false"/>
                 <w:bCs w:val="false"/>
-                <w:sz w:val="18"/>
-                <w:szCs w:val="18"/>
+                <w:sz w:val="17"/>
+                <w:szCs w:val="17"/>
                 <w:rFonts w:ascii="Arial" w:cs="Arial" w:eastAsia="Arial" w:hAnsi="Arial"/>
               </w:rPr>
               <w:t xml:space="preserve">GPCI, MIPS adjustment</w:t>
@@ -3109,8 +3109,8 @@
               <w:rPr>
                 <w:b w:val="false"/>
                 <w:bCs w:val="false"/>
-                <w:sz w:val="18"/>
-                <w:szCs w:val="18"/>
+                <w:sz w:val="17"/>
+                <w:szCs w:val="17"/>
                 <w:rFonts w:ascii="Arial" w:cs="Arial" w:eastAsia="Arial" w:hAnsi="Arial"/>
               </w:rPr>
               <w:t xml:space="preserve">Skilled nursing facility</w:t>
@@ -3138,8 +3138,8 @@
               <w:rPr>
                 <w:b w:val="false"/>
                 <w:bCs w:val="false"/>
-                <w:sz w:val="18"/>
-                <w:szCs w:val="18"/>
+                <w:sz w:val="17"/>
+                <w:szCs w:val="17"/>
                 <w:rFonts w:ascii="Arial" w:cs="Arial" w:eastAsia="Arial" w:hAnsi="Arial"/>
               </w:rPr>
               <w:t xml:space="preserve">SNF PPS</w:t>
@@ -3167,8 +3167,8 @@
               <w:rPr>
                 <w:b w:val="false"/>
                 <w:bCs w:val="false"/>
-                <w:sz w:val="18"/>
-                <w:szCs w:val="18"/>
+                <w:sz w:val="17"/>
+                <w:szCs w:val="17"/>
                 <w:rFonts w:ascii="Arial" w:cs="Arial" w:eastAsia="Arial" w:hAnsi="Arial"/>
               </w:rPr>
               <w:t xml:space="preserve">PDPM per day (case-mix adjusted)</w:t>
@@ -3196,8 +3196,8 @@
               <w:rPr>
                 <w:b w:val="false"/>
                 <w:bCs w:val="false"/>
-                <w:sz w:val="18"/>
-                <w:szCs w:val="18"/>
+                <w:sz w:val="17"/>
+                <w:szCs w:val="17"/>
                 <w:rFonts w:ascii="Arial" w:cs="Arial" w:eastAsia="Arial" w:hAnsi="Arial"/>
               </w:rPr>
               <w:t xml:space="preserve">Variable per diem by component</w:t>
@@ -3227,8 +3227,8 @@
               <w:rPr>
                 <w:b w:val="false"/>
                 <w:bCs w:val="false"/>
-                <w:sz w:val="18"/>
-                <w:szCs w:val="18"/>
+                <w:sz w:val="17"/>
+                <w:szCs w:val="17"/>
                 <w:rFonts w:ascii="Arial" w:cs="Arial" w:eastAsia="Arial" w:hAnsi="Arial"/>
               </w:rPr>
               <w:t xml:space="preserve">Home health</w:t>
@@ -3256,8 +3256,8 @@
               <w:rPr>
                 <w:b w:val="false"/>
                 <w:bCs w:val="false"/>
-                <w:sz w:val="18"/>
-                <w:szCs w:val="18"/>
+                <w:sz w:val="17"/>
+                <w:szCs w:val="17"/>
                 <w:rFonts w:ascii="Arial" w:cs="Arial" w:eastAsia="Arial" w:hAnsi="Arial"/>
               </w:rPr>
               <w:t xml:space="preserve">HH PPS</w:t>
@@ -3285,8 +3285,8 @@
               <w:rPr>
                 <w:b w:val="false"/>
                 <w:bCs w:val="false"/>
-                <w:sz w:val="18"/>
-                <w:szCs w:val="18"/>
+                <w:sz w:val="17"/>
+                <w:szCs w:val="17"/>
                 <w:rFonts w:ascii="Arial" w:cs="Arial" w:eastAsia="Arial" w:hAnsi="Arial"/>
               </w:rPr>
               <w:t xml:space="preserve">PDGM per 30-day period</w:t>
@@ -3314,8 +3314,8 @@
               <w:rPr>
                 <w:b w:val="false"/>
                 <w:bCs w:val="false"/>
-                <w:sz w:val="18"/>
-                <w:szCs w:val="18"/>
+                <w:sz w:val="17"/>
+                <w:szCs w:val="17"/>
                 <w:rFonts w:ascii="Arial" w:cs="Arial" w:eastAsia="Arial" w:hAnsi="Arial"/>
               </w:rPr>
               <w:t xml:space="preserve">Case-mix, LUPA threshold</w:t>
@@ -3345,8 +3345,8 @@
               <w:rPr>
                 <w:b w:val="false"/>
                 <w:bCs w:val="false"/>
-                <w:sz w:val="18"/>
-                <w:szCs w:val="18"/>
+                <w:sz w:val="17"/>
+                <w:szCs w:val="17"/>
                 <w:rFonts w:ascii="Arial" w:cs="Arial" w:eastAsia="Arial" w:hAnsi="Arial"/>
               </w:rPr>
               <w:t xml:space="preserve">Hospice</w:t>
@@ -3374,8 +3374,8 @@
               <w:rPr>
                 <w:b w:val="false"/>
                 <w:bCs w:val="false"/>
-                <w:sz w:val="18"/>
-                <w:szCs w:val="18"/>
+                <w:sz w:val="17"/>
+                <w:szCs w:val="17"/>
                 <w:rFonts w:ascii="Arial" w:cs="Arial" w:eastAsia="Arial" w:hAnsi="Arial"/>
               </w:rPr>
               <w:t xml:space="preserve">Hospice per diem</w:t>
@@ -3403,8 +3403,8 @@
               <w:rPr>
                 <w:b w:val="false"/>
                 <w:bCs w:val="false"/>
-                <w:sz w:val="18"/>
-                <w:szCs w:val="18"/>
+                <w:sz w:val="17"/>
+                <w:szCs w:val="17"/>
                 <w:rFonts w:ascii="Arial" w:cs="Arial" w:eastAsia="Arial" w:hAnsi="Arial"/>
               </w:rPr>
               <w:t xml:space="preserve">Per diem by level of care</w:t>
@@ -3432,8 +3432,8 @@
               <w:rPr>
                 <w:b w:val="false"/>
                 <w:bCs w:val="false"/>
-                <w:sz w:val="18"/>
-                <w:szCs w:val="18"/>
+                <w:sz w:val="17"/>
+                <w:szCs w:val="17"/>
                 <w:rFonts w:ascii="Arial" w:cs="Arial" w:eastAsia="Arial" w:hAnsi="Arial"/>
               </w:rPr>
               <w:t xml:space="preserve">Routine home care, continuous, respite, inpatient</w:t>
@@ -3463,8 +3463,8 @@
               <w:rPr>
                 <w:b w:val="false"/>
                 <w:bCs w:val="false"/>
-                <w:sz w:val="18"/>
-                <w:szCs w:val="18"/>
+                <w:sz w:val="17"/>
+                <w:szCs w:val="17"/>
                 <w:rFonts w:ascii="Arial" w:cs="Arial" w:eastAsia="Arial" w:hAnsi="Arial"/>
               </w:rPr>
               <w:t xml:space="preserve">Medicare Advantage</w:t>
@@ -3492,8 +3492,8 @@
               <w:rPr>
                 <w:b w:val="false"/>
                 <w:bCs w:val="false"/>
-                <w:sz w:val="18"/>
-                <w:szCs w:val="18"/>
+                <w:sz w:val="17"/>
+                <w:szCs w:val="17"/>
                 <w:rFonts w:ascii="Arial" w:cs="Arial" w:eastAsia="Arial" w:hAnsi="Arial"/>
               </w:rPr>
               <w:t xml:space="preserve">Capitation</w:t>
@@ -3521,8 +3521,8 @@
               <w:rPr>
                 <w:b w:val="false"/>
                 <w:bCs w:val="false"/>
-                <w:sz w:val="18"/>
-                <w:szCs w:val="18"/>
+                <w:sz w:val="17"/>
+                <w:szCs w:val="17"/>
                 <w:rFonts w:ascii="Arial" w:cs="Arial" w:eastAsia="Arial" w:hAnsi="Arial"/>
               </w:rPr>
               <w:t xml:space="preserve">PMPM (risk-adjusted)</w:t>
@@ -3550,8 +3550,8 @@
               <w:rPr>
                 <w:b w:val="false"/>
                 <w:bCs w:val="false"/>
-                <w:sz w:val="18"/>
-                <w:szCs w:val="18"/>
+                <w:sz w:val="17"/>
+                <w:szCs w:val="17"/>
                 <w:rFonts w:ascii="Arial" w:cs="Arial" w:eastAsia="Arial" w:hAnsi="Arial"/>
               </w:rPr>
               <w:t xml:space="preserve">County benchmark, HCC risk score, quality bonus</w:t>
@@ -3581,8 +3581,8 @@
               <w:rPr>
                 <w:b w:val="false"/>
                 <w:bCs w:val="false"/>
-                <w:sz w:val="18"/>
-                <w:szCs w:val="18"/>
+                <w:sz w:val="17"/>
+                <w:szCs w:val="17"/>
                 <w:rFonts w:ascii="Arial" w:cs="Arial" w:eastAsia="Arial" w:hAnsi="Arial"/>
               </w:rPr>
               <w:t xml:space="preserve">Part D drugs</w:t>
@@ -3610,8 +3610,8 @@
               <w:rPr>
                 <w:b w:val="false"/>
                 <w:bCs w:val="false"/>
-                <w:sz w:val="18"/>
-                <w:szCs w:val="18"/>
+                <w:sz w:val="17"/>
+                <w:szCs w:val="17"/>
                 <w:rFonts w:ascii="Arial" w:cs="Arial" w:eastAsia="Arial" w:hAnsi="Arial"/>
               </w:rPr>
               <w:t xml:space="preserve">Negotiated/formulary</w:t>
@@ -3639,8 +3639,8 @@
               <w:rPr>
                 <w:b w:val="false"/>
                 <w:bCs w:val="false"/>
-                <w:sz w:val="18"/>
-                <w:szCs w:val="18"/>
+                <w:sz w:val="17"/>
+                <w:szCs w:val="17"/>
                 <w:rFonts w:ascii="Arial" w:cs="Arial" w:eastAsia="Arial" w:hAnsi="Arial"/>
               </w:rPr>
               <w:t xml:space="preserve">Per prescription</w:t>
@@ -3668,8 +3668,8 @@
               <w:rPr>
                 <w:b w:val="false"/>
                 <w:bCs w:val="false"/>
-                <w:sz w:val="18"/>
-                <w:szCs w:val="18"/>
+                <w:sz w:val="17"/>
+                <w:szCs w:val="17"/>
                 <w:rFonts w:ascii="Arial" w:cs="Arial" w:eastAsia="Arial" w:hAnsi="Arial"/>
               </w:rPr>
               <w:t xml:space="preserve">Plan benefit design, coverage gap</w:t>
@@ -4321,7 +4321,7 @@
         <w:szCs w:val="18"/>
         <w:rFonts w:ascii="Arial" w:cs="Arial" w:eastAsia="Arial" w:hAnsi="Arial"/>
       </w:rPr>
-      <w:t xml:space="preserve">Chapter 5: Healthcare Financing</w:t>
+      <w:t xml:space="preserve">Chapter 5: Healthcare Financing and Payment Systems</w:t>
     </w:r>
   </w:p>
 </w:hdr>
